--- a/assets/معماری پروژه.docx
+++ b/assets/معماری پروژه.docx
@@ -432,6 +432,7 @@
         </w:rPr>
         <w:t xml:space="preserve">ها باشد، با استایل متمایز نشان داده می‌شود و کاربر با زدن بر روی آن، یک مودال ظاهر می‌شود و اطلاعاتی از فیلدهای آن مانند </w:t>
       </w:r>
+      <w:proofErr w:type="spellStart"/>
       <w:r>
         <w:rPr>
           <w:rFonts w:ascii="Consolas" w:eastAsia="Times New Roman" w:hAnsi="Consolas" w:cs="Times New Roman"/>
@@ -443,6 +444,7 @@
         </w:rPr>
         <w:t>translationFa</w:t>
       </w:r>
+      <w:proofErr w:type="spellEnd"/>
       <w:r>
         <w:rPr>
           <w:rFonts w:cs="B Zar" w:hint="cs"/>
@@ -452,6 +454,7 @@
         </w:rPr>
         <w:t xml:space="preserve">،  </w:t>
       </w:r>
+      <w:proofErr w:type="spellStart"/>
       <w:r>
         <w:rPr>
           <w:rFonts w:ascii="Consolas" w:eastAsia="Times New Roman" w:hAnsi="Consolas" w:cs="Times New Roman"/>
@@ -463,6 +466,7 @@
         </w:rPr>
         <w:t>pronounceFa</w:t>
       </w:r>
+      <w:proofErr w:type="spellEnd"/>
       <w:r>
         <w:rPr>
           <w:rFonts w:cs="B Zar" w:hint="cs"/>
@@ -533,7 +537,31 @@
           <w:szCs w:val="21"/>
           <w14:ligatures w14:val="none"/>
         </w:rPr>
-        <w:t>"exactText"</w:t>
+        <w:t>"</w:t>
+      </w:r>
+      <w:proofErr w:type="spellStart"/>
+      <w:r>
+        <w:rPr>
+          <w:rFonts w:ascii="Consolas" w:eastAsia="Times New Roman" w:hAnsi="Consolas" w:cs="Times New Roman"/>
+          <w:color w:val="0451A5"/>
+          <w:kern w:val="0"/>
+          <w:sz w:val="21"/>
+          <w:szCs w:val="21"/>
+          <w14:ligatures w14:val="none"/>
+        </w:rPr>
+        <w:t>exactText</w:t>
+      </w:r>
+      <w:proofErr w:type="spellEnd"/>
+      <w:r>
+        <w:rPr>
+          <w:rFonts w:ascii="Consolas" w:eastAsia="Times New Roman" w:hAnsi="Consolas" w:cs="Times New Roman"/>
+          <w:color w:val="0451A5"/>
+          <w:kern w:val="0"/>
+          <w:sz w:val="21"/>
+          <w:szCs w:val="21"/>
+          <w14:ligatures w14:val="none"/>
+        </w:rPr>
+        <w:t>"</w:t>
       </w:r>
       <w:r>
         <w:rPr>
@@ -603,7 +631,31 @@
           <w:szCs w:val="21"/>
           <w14:ligatures w14:val="none"/>
         </w:rPr>
-        <w:t>"translationFa"</w:t>
+        <w:t>"</w:t>
+      </w:r>
+      <w:proofErr w:type="spellStart"/>
+      <w:r>
+        <w:rPr>
+          <w:rFonts w:ascii="Consolas" w:eastAsia="Times New Roman" w:hAnsi="Consolas" w:cs="Times New Roman"/>
+          <w:color w:val="0451A5"/>
+          <w:kern w:val="0"/>
+          <w:sz w:val="21"/>
+          <w:szCs w:val="21"/>
+          <w14:ligatures w14:val="none"/>
+        </w:rPr>
+        <w:t>translationFa</w:t>
+      </w:r>
+      <w:proofErr w:type="spellEnd"/>
+      <w:r>
+        <w:rPr>
+          <w:rFonts w:ascii="Consolas" w:eastAsia="Times New Roman" w:hAnsi="Consolas" w:cs="Times New Roman"/>
+          <w:color w:val="0451A5"/>
+          <w:kern w:val="0"/>
+          <w:sz w:val="21"/>
+          <w:szCs w:val="21"/>
+          <w14:ligatures w14:val="none"/>
+        </w:rPr>
+        <w:t>"</w:t>
       </w:r>
       <w:r>
         <w:rPr>
@@ -696,7 +748,31 @@
           <w:szCs w:val="21"/>
           <w14:ligatures w14:val="none"/>
         </w:rPr>
-        <w:t>"translationAr"</w:t>
+        <w:t>"</w:t>
+      </w:r>
+      <w:proofErr w:type="spellStart"/>
+      <w:r>
+        <w:rPr>
+          <w:rFonts w:ascii="Consolas" w:eastAsia="Times New Roman" w:hAnsi="Consolas" w:cs="Times New Roman"/>
+          <w:color w:val="0451A5"/>
+          <w:kern w:val="0"/>
+          <w:sz w:val="21"/>
+          <w:szCs w:val="21"/>
+          <w14:ligatures w14:val="none"/>
+        </w:rPr>
+        <w:t>translationAr</w:t>
+      </w:r>
+      <w:proofErr w:type="spellEnd"/>
+      <w:r>
+        <w:rPr>
+          <w:rFonts w:ascii="Consolas" w:eastAsia="Times New Roman" w:hAnsi="Consolas" w:cs="Times New Roman"/>
+          <w:color w:val="0451A5"/>
+          <w:kern w:val="0"/>
+          <w:sz w:val="21"/>
+          <w:szCs w:val="21"/>
+          <w14:ligatures w14:val="none"/>
+        </w:rPr>
+        <w:t>"</w:t>
       </w:r>
       <w:r>
         <w:rPr>
@@ -789,7 +865,31 @@
           <w:szCs w:val="21"/>
           <w14:ligatures w14:val="none"/>
         </w:rPr>
-        <w:t>"pronounceFa"</w:t>
+        <w:t>"</w:t>
+      </w:r>
+      <w:proofErr w:type="spellStart"/>
+      <w:r>
+        <w:rPr>
+          <w:rFonts w:ascii="Consolas" w:eastAsia="Times New Roman" w:hAnsi="Consolas" w:cs="Times New Roman"/>
+          <w:color w:val="0451A5"/>
+          <w:kern w:val="0"/>
+          <w:sz w:val="21"/>
+          <w:szCs w:val="21"/>
+          <w14:ligatures w14:val="none"/>
+        </w:rPr>
+        <w:t>pronounceFa</w:t>
+      </w:r>
+      <w:proofErr w:type="spellEnd"/>
+      <w:r>
+        <w:rPr>
+          <w:rFonts w:ascii="Consolas" w:eastAsia="Times New Roman" w:hAnsi="Consolas" w:cs="Times New Roman"/>
+          <w:color w:val="0451A5"/>
+          <w:kern w:val="0"/>
+          <w:sz w:val="21"/>
+          <w:szCs w:val="21"/>
+          <w14:ligatures w14:val="none"/>
+        </w:rPr>
+        <w:t>"</w:t>
       </w:r>
       <w:r>
         <w:rPr>
@@ -811,7 +911,31 @@
           <w:szCs w:val="21"/>
           <w14:ligatures w14:val="none"/>
         </w:rPr>
-        <w:t>"sichueytid"</w:t>
+        <w:t>"</w:t>
+      </w:r>
+      <w:proofErr w:type="spellStart"/>
+      <w:r>
+        <w:rPr>
+          <w:rFonts w:ascii="Consolas" w:eastAsia="Times New Roman" w:hAnsi="Consolas" w:cs="Times New Roman"/>
+          <w:color w:val="A31515"/>
+          <w:kern w:val="0"/>
+          <w:sz w:val="21"/>
+          <w:szCs w:val="21"/>
+          <w14:ligatures w14:val="none"/>
+        </w:rPr>
+        <w:t>sichueytid</w:t>
+      </w:r>
+      <w:proofErr w:type="spellEnd"/>
+      <w:r>
+        <w:rPr>
+          <w:rFonts w:ascii="Consolas" w:eastAsia="Times New Roman" w:hAnsi="Consolas" w:cs="Times New Roman"/>
+          <w:color w:val="A31515"/>
+          <w:kern w:val="0"/>
+          <w:sz w:val="21"/>
+          <w:szCs w:val="21"/>
+          <w14:ligatures w14:val="none"/>
+        </w:rPr>
+        <w:t>"</w:t>
       </w:r>
       <w:r>
         <w:rPr>
@@ -859,7 +983,31 @@
           <w:szCs w:val="21"/>
           <w14:ligatures w14:val="none"/>
         </w:rPr>
-        <w:t>"pronounceAr"</w:t>
+        <w:t>"</w:t>
+      </w:r>
+      <w:proofErr w:type="spellStart"/>
+      <w:r>
+        <w:rPr>
+          <w:rFonts w:ascii="Consolas" w:eastAsia="Times New Roman" w:hAnsi="Consolas" w:cs="Times New Roman"/>
+          <w:color w:val="0451A5"/>
+          <w:kern w:val="0"/>
+          <w:sz w:val="21"/>
+          <w:szCs w:val="21"/>
+          <w14:ligatures w14:val="none"/>
+        </w:rPr>
+        <w:t>pronounceAr</w:t>
+      </w:r>
+      <w:proofErr w:type="spellEnd"/>
+      <w:r>
+        <w:rPr>
+          <w:rFonts w:ascii="Consolas" w:eastAsia="Times New Roman" w:hAnsi="Consolas" w:cs="Times New Roman"/>
+          <w:color w:val="0451A5"/>
+          <w:kern w:val="0"/>
+          <w:sz w:val="21"/>
+          <w:szCs w:val="21"/>
+          <w14:ligatures w14:val="none"/>
+        </w:rPr>
+        <w:t>"</w:t>
       </w:r>
       <w:r>
         <w:rPr>
@@ -881,7 +1029,31 @@
           <w:szCs w:val="21"/>
           <w14:ligatures w14:val="none"/>
         </w:rPr>
-        <w:t>"sichueytid"</w:t>
+        <w:t>"</w:t>
+      </w:r>
+      <w:proofErr w:type="spellStart"/>
+      <w:r>
+        <w:rPr>
+          <w:rFonts w:ascii="Consolas" w:eastAsia="Times New Roman" w:hAnsi="Consolas" w:cs="Times New Roman"/>
+          <w:color w:val="A31515"/>
+          <w:kern w:val="0"/>
+          <w:sz w:val="21"/>
+          <w:szCs w:val="21"/>
+          <w14:ligatures w14:val="none"/>
+        </w:rPr>
+        <w:t>sichueytid</w:t>
+      </w:r>
+      <w:proofErr w:type="spellEnd"/>
+      <w:r>
+        <w:rPr>
+          <w:rFonts w:ascii="Consolas" w:eastAsia="Times New Roman" w:hAnsi="Consolas" w:cs="Times New Roman"/>
+          <w:color w:val="A31515"/>
+          <w:kern w:val="0"/>
+          <w:sz w:val="21"/>
+          <w:szCs w:val="21"/>
+          <w14:ligatures w14:val="none"/>
+        </w:rPr>
+        <w:t>"</w:t>
       </w:r>
       <w:r>
         <w:rPr>
@@ -929,7 +1101,31 @@
           <w:szCs w:val="21"/>
           <w14:ligatures w14:val="none"/>
         </w:rPr>
-        <w:t>"explanationFa"</w:t>
+        <w:t>"</w:t>
+      </w:r>
+      <w:proofErr w:type="spellStart"/>
+      <w:r>
+        <w:rPr>
+          <w:rFonts w:ascii="Consolas" w:eastAsia="Times New Roman" w:hAnsi="Consolas" w:cs="Times New Roman"/>
+          <w:color w:val="0451A5"/>
+          <w:kern w:val="0"/>
+          <w:sz w:val="21"/>
+          <w:szCs w:val="21"/>
+          <w14:ligatures w14:val="none"/>
+        </w:rPr>
+        <w:t>explanationFa</w:t>
+      </w:r>
+      <w:proofErr w:type="spellEnd"/>
+      <w:r>
+        <w:rPr>
+          <w:rFonts w:ascii="Consolas" w:eastAsia="Times New Roman" w:hAnsi="Consolas" w:cs="Times New Roman"/>
+          <w:color w:val="0451A5"/>
+          <w:kern w:val="0"/>
+          <w:sz w:val="21"/>
+          <w:szCs w:val="21"/>
+          <w14:ligatures w14:val="none"/>
+        </w:rPr>
+        <w:t>"</w:t>
       </w:r>
       <w:r>
         <w:rPr>
@@ -1068,7 +1264,31 @@
           <w:szCs w:val="21"/>
           <w14:ligatures w14:val="none"/>
         </w:rPr>
-        <w:t>"explanationAr"</w:t>
+        <w:t>"</w:t>
+      </w:r>
+      <w:proofErr w:type="spellStart"/>
+      <w:r>
+        <w:rPr>
+          <w:rFonts w:ascii="Consolas" w:eastAsia="Times New Roman" w:hAnsi="Consolas" w:cs="Times New Roman"/>
+          <w:color w:val="0451A5"/>
+          <w:kern w:val="0"/>
+          <w:sz w:val="21"/>
+          <w:szCs w:val="21"/>
+          <w14:ligatures w14:val="none"/>
+        </w:rPr>
+        <w:t>explanationAr</w:t>
+      </w:r>
+      <w:proofErr w:type="spellEnd"/>
+      <w:r>
+        <w:rPr>
+          <w:rFonts w:ascii="Consolas" w:eastAsia="Times New Roman" w:hAnsi="Consolas" w:cs="Times New Roman"/>
+          <w:color w:val="0451A5"/>
+          <w:kern w:val="0"/>
+          <w:sz w:val="21"/>
+          <w:szCs w:val="21"/>
+          <w14:ligatures w14:val="none"/>
+        </w:rPr>
+        <w:t>"</w:t>
       </w:r>
       <w:r>
         <w:rPr>
@@ -1184,7 +1404,31 @@
           <w:szCs w:val="21"/>
           <w14:ligatures w14:val="none"/>
         </w:rPr>
-        <w:t>"cefrLevel"</w:t>
+        <w:t>"</w:t>
+      </w:r>
+      <w:proofErr w:type="spellStart"/>
+      <w:r>
+        <w:rPr>
+          <w:rFonts w:ascii="Consolas" w:eastAsia="Times New Roman" w:hAnsi="Consolas" w:cs="Times New Roman"/>
+          <w:color w:val="0451A5"/>
+          <w:kern w:val="0"/>
+          <w:sz w:val="21"/>
+          <w:szCs w:val="21"/>
+          <w14:ligatures w14:val="none"/>
+        </w:rPr>
+        <w:t>cefrLevel</w:t>
+      </w:r>
+      <w:proofErr w:type="spellEnd"/>
+      <w:r>
+        <w:rPr>
+          <w:rFonts w:ascii="Consolas" w:eastAsia="Times New Roman" w:hAnsi="Consolas" w:cs="Times New Roman"/>
+          <w:color w:val="0451A5"/>
+          <w:kern w:val="0"/>
+          <w:sz w:val="21"/>
+          <w:szCs w:val="21"/>
+          <w14:ligatures w14:val="none"/>
+        </w:rPr>
+        <w:t>"</w:t>
       </w:r>
       <w:r>
         <w:rPr>
@@ -1773,6 +2017,7 @@
         </w:rPr>
         <w:t xml:space="preserve">های مربوطه تولید می‌شوند و فیلدهای </w:t>
       </w:r>
+      <w:proofErr w:type="spellStart"/>
       <w:r>
         <w:rPr>
           <w:rFonts w:cs="B Zar"/>
@@ -1781,6 +2026,7 @@
         </w:rPr>
         <w:t>translationFa</w:t>
       </w:r>
+      <w:proofErr w:type="spellEnd"/>
       <w:r>
         <w:rPr>
           <w:rFonts w:cs="B Zar" w:hint="cs"/>
@@ -1790,6 +2036,7 @@
         </w:rPr>
         <w:t xml:space="preserve"> و </w:t>
       </w:r>
+      <w:proofErr w:type="spellStart"/>
       <w:r>
         <w:rPr>
           <w:rFonts w:cs="B Zar"/>
@@ -1798,6 +2045,7 @@
         </w:rPr>
         <w:t>translationAr</w:t>
       </w:r>
+      <w:proofErr w:type="spellEnd"/>
       <w:r>
         <w:rPr>
           <w:rFonts w:cs="B Zar" w:hint="cs"/>
@@ -2018,6 +2266,7 @@
         </w:rPr>
         <w:t xml:space="preserve"> </w:t>
       </w:r>
+      <w:proofErr w:type="spellStart"/>
       <w:r>
         <w:rPr>
           <w:rFonts w:cs="B Zar"/>
@@ -2026,6 +2275,7 @@
         </w:rPr>
         <w:t>just_audio</w:t>
       </w:r>
+      <w:proofErr w:type="spellEnd"/>
       <w:r>
         <w:rPr>
           <w:rFonts w:cs="B Zar" w:hint="cs"/>
@@ -2044,6 +2294,7 @@
         </w:rPr>
         <w:t xml:space="preserve"> </w:t>
       </w:r>
+      <w:proofErr w:type="spellStart"/>
       <w:r>
         <w:rPr>
           <w:rFonts w:cs="B Zar"/>
@@ -2052,6 +2303,7 @@
         </w:rPr>
         <w:t>just_audio_windows</w:t>
       </w:r>
+      <w:proofErr w:type="spellEnd"/>
       <w:r>
         <w:rPr>
           <w:rFonts w:cs="B Zar" w:hint="cs"/>
@@ -2172,8 +2424,18 @@
           <w:sz w:val="28"/>
           <w:szCs w:val="28"/>
         </w:rPr>
-        <w:t>A-B Reapeat</w:t>
-      </w:r>
+        <w:t xml:space="preserve">A-B </w:t>
+      </w:r>
+      <w:proofErr w:type="spellStart"/>
+      <w:r>
+        <w:rPr>
+          <w:rFonts w:cs="B Zar"/>
+          <w:sz w:val="28"/>
+          <w:szCs w:val="28"/>
+        </w:rPr>
+        <w:t>Reapeat</w:t>
+      </w:r>
+      <w:proofErr w:type="spellEnd"/>
       <w:r>
         <w:rPr>
           <w:rFonts w:cs="B Zar" w:hint="cs"/>
@@ -2315,6 +2577,7 @@
         </w:rPr>
         <w:t xml:space="preserve">با استفاده از پکیج </w:t>
       </w:r>
+      <w:proofErr w:type="spellStart"/>
       <w:r>
         <w:rPr>
           <w:rFonts w:cs="B Zar"/>
@@ -2323,6 +2586,7 @@
         </w:rPr>
         <w:t>just_audio</w:t>
       </w:r>
+      <w:proofErr w:type="spellEnd"/>
       <w:r>
         <w:rPr>
           <w:rFonts w:cs="B Zar" w:hint="cs"/>
@@ -2332,6 +2596,7 @@
         </w:rPr>
         <w:t xml:space="preserve"> و </w:t>
       </w:r>
+      <w:proofErr w:type="spellStart"/>
       <w:r>
         <w:rPr>
           <w:rFonts w:cs="B Zar"/>
@@ -2340,6 +2605,7 @@
         </w:rPr>
         <w:t>just_audio_windows</w:t>
       </w:r>
+      <w:proofErr w:type="spellEnd"/>
       <w:r>
         <w:rPr>
           <w:rFonts w:cs="B Zar" w:hint="cs"/>
@@ -2498,6 +2764,7 @@
         </w:rPr>
         <w:t xml:space="preserve">پس به ازای هر کتاب یک فیلد از نوع آرایه به نام </w:t>
       </w:r>
+      <w:proofErr w:type="spellStart"/>
       <w:r>
         <w:rPr>
           <w:rFonts w:cs="B Zar"/>
@@ -2506,6 +2773,7 @@
         </w:rPr>
         <w:t>AudioScripts</w:t>
       </w:r>
+      <w:proofErr w:type="spellEnd"/>
       <w:r>
         <w:rPr>
           <w:rFonts w:cs="B Zar" w:hint="cs"/>
@@ -2533,6 +2801,7 @@
         </w:rPr>
         <w:t xml:space="preserve">فیلدهای هر آیتم </w:t>
       </w:r>
+      <w:proofErr w:type="spellStart"/>
       <w:r>
         <w:rPr>
           <w:rFonts w:cs="B Zar"/>
@@ -2541,6 +2810,7 @@
         </w:rPr>
         <w:t>AudioScript</w:t>
       </w:r>
+      <w:proofErr w:type="spellEnd"/>
       <w:r>
         <w:rPr>
           <w:rFonts w:cs="B Zar" w:hint="cs"/>
@@ -2559,6 +2829,7 @@
         </w:rPr>
         <w:t xml:space="preserve">شامل دو فیلد است: </w:t>
       </w:r>
+      <w:proofErr w:type="spellStart"/>
       <w:r>
         <w:rPr>
           <w:rFonts w:ascii="Consolas" w:eastAsia="Times New Roman" w:hAnsi="Consolas" w:cs="Times New Roman"/>
@@ -2570,6 +2841,7 @@
         </w:rPr>
         <w:t>AudioTrackName</w:t>
       </w:r>
+      <w:proofErr w:type="spellEnd"/>
       <w:r>
         <w:rPr>
           <w:rFonts w:cs="B Zar" w:hint="cs"/>
@@ -2660,7 +2932,31 @@
           <w:szCs w:val="21"/>
           <w14:ligatures w14:val="none"/>
         </w:rPr>
-        <w:t>"StartMs"</w:t>
+        <w:t>"</w:t>
+      </w:r>
+      <w:proofErr w:type="spellStart"/>
+      <w:r>
+        <w:rPr>
+          <w:rFonts w:ascii="Consolas" w:eastAsia="Times New Roman" w:hAnsi="Consolas" w:cs="Times New Roman"/>
+          <w:color w:val="0451A5"/>
+          <w:kern w:val="0"/>
+          <w:sz w:val="21"/>
+          <w:szCs w:val="21"/>
+          <w14:ligatures w14:val="none"/>
+        </w:rPr>
+        <w:t>StartMs</w:t>
+      </w:r>
+      <w:proofErr w:type="spellEnd"/>
+      <w:r>
+        <w:rPr>
+          <w:rFonts w:ascii="Consolas" w:eastAsia="Times New Roman" w:hAnsi="Consolas" w:cs="Times New Roman"/>
+          <w:color w:val="0451A5"/>
+          <w:kern w:val="0"/>
+          <w:sz w:val="21"/>
+          <w:szCs w:val="21"/>
+          <w14:ligatures w14:val="none"/>
+        </w:rPr>
+        <w:t>"</w:t>
       </w:r>
       <w:r>
         <w:rPr>
@@ -2730,7 +3026,31 @@
           <w:szCs w:val="21"/>
           <w14:ligatures w14:val="none"/>
         </w:rPr>
-        <w:t>"EndMs"</w:t>
+        <w:t>"</w:t>
+      </w:r>
+      <w:proofErr w:type="spellStart"/>
+      <w:r>
+        <w:rPr>
+          <w:rFonts w:ascii="Consolas" w:eastAsia="Times New Roman" w:hAnsi="Consolas" w:cs="Times New Roman"/>
+          <w:color w:val="0451A5"/>
+          <w:kern w:val="0"/>
+          <w:sz w:val="21"/>
+          <w:szCs w:val="21"/>
+          <w14:ligatures w14:val="none"/>
+        </w:rPr>
+        <w:t>EndMs</w:t>
+      </w:r>
+      <w:proofErr w:type="spellEnd"/>
+      <w:r>
+        <w:rPr>
+          <w:rFonts w:ascii="Consolas" w:eastAsia="Times New Roman" w:hAnsi="Consolas" w:cs="Times New Roman"/>
+          <w:color w:val="0451A5"/>
+          <w:kern w:val="0"/>
+          <w:sz w:val="21"/>
+          <w:szCs w:val="21"/>
+          <w14:ligatures w14:val="none"/>
+        </w:rPr>
+        <w:t>"</w:t>
       </w:r>
       <w:r>
         <w:rPr>
@@ -2800,7 +3120,31 @@
           <w:szCs w:val="21"/>
           <w14:ligatures w14:val="none"/>
         </w:rPr>
-        <w:t>"AudioTrackName"</w:t>
+        <w:t>"</w:t>
+      </w:r>
+      <w:proofErr w:type="spellStart"/>
+      <w:r>
+        <w:rPr>
+          <w:rFonts w:ascii="Consolas" w:eastAsia="Times New Roman" w:hAnsi="Consolas" w:cs="Times New Roman"/>
+          <w:color w:val="0451A5"/>
+          <w:kern w:val="0"/>
+          <w:sz w:val="21"/>
+          <w:szCs w:val="21"/>
+          <w14:ligatures w14:val="none"/>
+        </w:rPr>
+        <w:t>AudioTrackName</w:t>
+      </w:r>
+      <w:proofErr w:type="spellEnd"/>
+      <w:r>
+        <w:rPr>
+          <w:rFonts w:ascii="Consolas" w:eastAsia="Times New Roman" w:hAnsi="Consolas" w:cs="Times New Roman"/>
+          <w:color w:val="0451A5"/>
+          <w:kern w:val="0"/>
+          <w:sz w:val="21"/>
+          <w:szCs w:val="21"/>
+          <w14:ligatures w14:val="none"/>
+        </w:rPr>
+        <w:t>"</w:t>
       </w:r>
       <w:r>
         <w:rPr>
@@ -3058,7 +3402,33 @@
           <w:szCs w:val="21"/>
           <w14:ligatures w14:val="none"/>
         </w:rPr>
-        <w:t>"fn:Source Sans 3"</w:t>
+        <w:t>"</w:t>
+      </w:r>
+      <w:proofErr w:type="spellStart"/>
+      <w:proofErr w:type="gramStart"/>
+      <w:r>
+        <w:rPr>
+          <w:rFonts w:ascii="Consolas" w:eastAsia="Times New Roman" w:hAnsi="Consolas" w:cs="Times New Roman"/>
+          <w:color w:val="A31515"/>
+          <w:kern w:val="0"/>
+          <w:sz w:val="21"/>
+          <w:szCs w:val="21"/>
+          <w14:ligatures w14:val="none"/>
+        </w:rPr>
+        <w:t>fn:Source</w:t>
+      </w:r>
+      <w:proofErr w:type="spellEnd"/>
+      <w:proofErr w:type="gramEnd"/>
+      <w:r>
+        <w:rPr>
+          <w:rFonts w:ascii="Consolas" w:eastAsia="Times New Roman" w:hAnsi="Consolas" w:cs="Times New Roman"/>
+          <w:color w:val="A31515"/>
+          <w:kern w:val="0"/>
+          <w:sz w:val="21"/>
+          <w:szCs w:val="21"/>
+          <w14:ligatures w14:val="none"/>
+        </w:rPr>
+        <w:t xml:space="preserve"> Sans 3"</w:t>
       </w:r>
       <w:r>
         <w:rPr>
@@ -3106,7 +3476,31 @@
           <w:szCs w:val="21"/>
           <w14:ligatures w14:val="none"/>
         </w:rPr>
-        <w:t>"InnerSpans"</w:t>
+        <w:t>"</w:t>
+      </w:r>
+      <w:proofErr w:type="spellStart"/>
+      <w:r>
+        <w:rPr>
+          <w:rFonts w:ascii="Consolas" w:eastAsia="Times New Roman" w:hAnsi="Consolas" w:cs="Times New Roman"/>
+          <w:color w:val="0451A5"/>
+          <w:kern w:val="0"/>
+          <w:sz w:val="21"/>
+          <w:szCs w:val="21"/>
+          <w14:ligatures w14:val="none"/>
+        </w:rPr>
+        <w:t>InnerSpans</w:t>
+      </w:r>
+      <w:proofErr w:type="spellEnd"/>
+      <w:r>
+        <w:rPr>
+          <w:rFonts w:ascii="Consolas" w:eastAsia="Times New Roman" w:hAnsi="Consolas" w:cs="Times New Roman"/>
+          <w:color w:val="0451A5"/>
+          <w:kern w:val="0"/>
+          <w:sz w:val="21"/>
+          <w:szCs w:val="21"/>
+          <w14:ligatures w14:val="none"/>
+        </w:rPr>
+        <w:t>"</w:t>
       </w:r>
       <w:r>
         <w:rPr>
@@ -3154,7 +3548,31 @@
           <w:szCs w:val="21"/>
           <w14:ligatures w14:val="none"/>
         </w:rPr>
-        <w:t>"TableRows"</w:t>
+        <w:t>"</w:t>
+      </w:r>
+      <w:proofErr w:type="spellStart"/>
+      <w:r>
+        <w:rPr>
+          <w:rFonts w:ascii="Consolas" w:eastAsia="Times New Roman" w:hAnsi="Consolas" w:cs="Times New Roman"/>
+          <w:color w:val="0451A5"/>
+          <w:kern w:val="0"/>
+          <w:sz w:val="21"/>
+          <w:szCs w:val="21"/>
+          <w14:ligatures w14:val="none"/>
+        </w:rPr>
+        <w:t>TableRows</w:t>
+      </w:r>
+      <w:proofErr w:type="spellEnd"/>
+      <w:r>
+        <w:rPr>
+          <w:rFonts w:ascii="Consolas" w:eastAsia="Times New Roman" w:hAnsi="Consolas" w:cs="Times New Roman"/>
+          <w:color w:val="0451A5"/>
+          <w:kern w:val="0"/>
+          <w:sz w:val="21"/>
+          <w:szCs w:val="21"/>
+          <w14:ligatures w14:val="none"/>
+        </w:rPr>
+        <w:t>"</w:t>
       </w:r>
       <w:r>
         <w:rPr>
@@ -3771,6 +4189,7 @@
         </w:rPr>
         <w:t xml:space="preserve"> رو بصورت ریسپانسیود در فلاتر نمایش دهم از جداولی با استایل‌های مختلف استفاده کردم. مثلاً برای جدولی با استایل </w:t>
       </w:r>
+      <w:proofErr w:type="spellStart"/>
       <w:r>
         <w:rPr>
           <w:rFonts w:cs="B Zar"/>
@@ -3779,6 +4198,7 @@
         </w:rPr>
         <w:t>DottedTable</w:t>
       </w:r>
+      <w:proofErr w:type="spellEnd"/>
       <w:r>
         <w:rPr>
           <w:rFonts w:cs="B Zar" w:hint="cs"/>
@@ -3788,6 +4208,7 @@
         </w:rPr>
         <w:t xml:space="preserve"> در فلاتر خواسته‌ام بوردر این جداول رو نشون نده. برای جداولی با استایل </w:t>
       </w:r>
+      <w:proofErr w:type="spellStart"/>
       <w:r>
         <w:rPr>
           <w:rFonts w:cs="B Zar"/>
@@ -3796,6 +4217,7 @@
         </w:rPr>
         <w:t>BorderedTable</w:t>
       </w:r>
+      <w:proofErr w:type="spellEnd"/>
       <w:r>
         <w:rPr>
           <w:rFonts w:cs="B Zar" w:hint="cs"/>
@@ -3805,6 +4227,7 @@
         </w:rPr>
         <w:t xml:space="preserve"> بوردر رو نشون بده. یا مثلاً برای جداولی با استایل </w:t>
       </w:r>
+      <w:proofErr w:type="spellStart"/>
       <w:r>
         <w:rPr>
           <w:rFonts w:cs="B Zar"/>
@@ -3813,6 +4236,7 @@
         </w:rPr>
         <w:t>ColumnStackTable</w:t>
       </w:r>
+      <w:proofErr w:type="spellEnd"/>
       <w:r>
         <w:rPr>
           <w:rFonts w:cs="B Zar" w:hint="cs"/>
@@ -3827,7 +4251,7 @@
       <w:pPr>
         <w:jc w:val="both"/>
         <w:rPr>
-          <w:rFonts w:cs="B Zar" w:hint="cs"/>
+          <w:rFonts w:cs="B Zar"/>
           <w:sz w:val="28"/>
           <w:szCs w:val="28"/>
           <w:rtl/>
@@ -4028,7 +4452,96 @@
           <w:szCs w:val="28"/>
           <w:rtl/>
         </w:rPr>
-        <w:t xml:space="preserve"> ! </w:t>
+        <w:t>!</w:t>
+      </w:r>
+    </w:p>
+    <w:p>
+      <w:pPr>
+        <w:bidi w:val="0"/>
+        <w:jc w:val="both"/>
+        <w:rPr>
+          <w:rFonts w:cs="B Zar"/>
+          <w:sz w:val="28"/>
+          <w:szCs w:val="28"/>
+          <w:rtl/>
+        </w:rPr>
+      </w:pPr>
+      <w:hyperlink r:id="rId4" w:history="1">
+        <w:r>
+          <w:rPr>
+            <w:rStyle w:val="Hyperlink"/>
+            <w:rFonts w:cs="B Zar"/>
+            <w:sz w:val="28"/>
+            <w:szCs w:val="28"/>
+          </w:rPr>
+          <w:t>https://github.com/mehrbalavandi/ielts_assistant.git</w:t>
+        </w:r>
+      </w:hyperlink>
+    </w:p>
+    <w:p>
+      <w:pPr>
+        <w:bidi w:val="0"/>
+        <w:jc w:val="both"/>
+        <w:rPr>
+          <w:rFonts w:cs="B Zar"/>
+          <w:sz w:val="28"/>
+          <w:szCs w:val="28"/>
+          <w:rtl/>
+        </w:rPr>
+      </w:pPr>
+      <w:hyperlink r:id="rId5" w:history="1">
+        <w:r>
+          <w:rPr>
+            <w:rStyle w:val="Hyperlink"/>
+            <w:rFonts w:cs="B Zar"/>
+            <w:sz w:val="28"/>
+            <w:szCs w:val="28"/>
+          </w:rPr>
+          <w:t>https://github.com/mehrbalavandi/CustomLayoutGenerator.git</w:t>
+        </w:r>
+      </w:hyperlink>
+    </w:p>
+    <w:p>
+      <w:pPr>
+        <w:bidi w:val="0"/>
+        <w:jc w:val="both"/>
+        <w:rPr>
+          <w:rFonts w:cs="B Zar"/>
+          <w:sz w:val="28"/>
+          <w:szCs w:val="28"/>
+          <w:rtl/>
+        </w:rPr>
+      </w:pPr>
+      <w:hyperlink r:id="rId6" w:history="1">
+        <w:r>
+          <w:rPr>
+            <w:rStyle w:val="Hyperlink"/>
+            <w:rFonts w:cs="B Zar"/>
+            <w:sz w:val="28"/>
+            <w:szCs w:val="28"/>
+          </w:rPr>
+          <w:t>https://github.com/mehrbalavandi/bookassistant-backend.git</w:t>
+        </w:r>
+      </w:hyperlink>
+    </w:p>
+    <w:p>
+      <w:pPr>
+        <w:jc w:val="both"/>
+        <w:rPr>
+          <w:rFonts w:cs="B Zar" w:hint="cs"/>
+          <w:sz w:val="28"/>
+          <w:szCs w:val="28"/>
+          <w:rtl/>
+        </w:rPr>
+      </w:pPr>
+      <w:r>
+        <w:rPr>
+          <w:rFonts w:cs="B Zar" w:hint="cs"/>
+          <w:sz w:val="28"/>
+          <w:szCs w:val="28"/>
+          <w:rtl/>
+        </w:rPr>
+        <w:t>من یه تغییر دیگه در پروژه فلاتر نیاز دارم و اون اینکه می‌خوام اون رو دو زبانه کنم که هم عربی و هم فارسی رو پشتیبانی کنه و زبان پیش‌فرض اون فارسی باشه و تا کنون هر چیزی که به کاربر نشون داده شده که بر حسب فارسی بوده، امکان نمایش عربی هم داشته باشه. یه مطلب رو فراموش کرده بودم و اون اینکه زمانی که کاربر بر روی یک پاراگراف لمس طولانی انجام می‌ده، ترجمه فارسی اون رو اگه داشته باشه نشون می‌ده که در اینجا اگه زبان انتخاب شده عربی باشه، باید ترجمه عربی رو نشون بده.</w:t>
       </w:r>
     </w:p>
     <w:sectPr>
@@ -4473,6 +4986,29 @@
     <w:semiHidden/>
     <w:unhideWhenUsed/>
   </w:style>
+  <w:style w:type="character" w:styleId="Hyperlink">
+    <w:name w:val="Hyperlink"/>
+    <w:basedOn w:val="DefaultParagraphFont"/>
+    <w:uiPriority w:val="99"/>
+    <w:unhideWhenUsed/>
+    <w:rsid w:val="00963436"/>
+    <w:rPr>
+      <w:color w:val="0563C1" w:themeColor="hyperlink"/>
+      <w:u w:val="single"/>
+    </w:rPr>
+  </w:style>
+  <w:style w:type="character" w:styleId="UnresolvedMention">
+    <w:name w:val="Unresolved Mention"/>
+    <w:basedOn w:val="DefaultParagraphFont"/>
+    <w:uiPriority w:val="99"/>
+    <w:semiHidden/>
+    <w:unhideWhenUsed/>
+    <w:rsid w:val="00963436"/>
+    <w:rPr>
+      <w:color w:val="605E5C"/>
+      <w:shd w:val="clear" w:color="auto" w:fill="E1DFDD"/>
+    </w:rPr>
+  </w:style>
 </w:styles>
 </file>
 

--- a/assets/معماری پروژه.docx
+++ b/assets/معماری پروژه.docx
@@ -1,6 +1,6 @@
 
 <file path=word/document.xml><?xml version="1.0" encoding="utf-8"?>
-<w:document xmlns:wpc="http://schemas.microsoft.com/office/word/2010/wordprocessingCanvas" xmlns:cx="http://schemas.microsoft.com/office/drawing/2014/chartex" xmlns:cx1="http://schemas.microsoft.com/office/drawing/2015/9/8/chartex" xmlns:cx2="http://schemas.microsoft.com/office/drawing/2015/10/21/chartex" xmlns:cx3="http://schemas.microsoft.com/office/drawing/2016/5/9/chartex" xmlns:cx4="http://schemas.microsoft.com/office/drawing/2016/5/10/chartex" xmlns:cx5="http://schemas.microsoft.com/office/drawing/2016/5/11/chartex" xmlns:cx6="http://schemas.microsoft.com/office/drawing/2016/5/12/chartex" xmlns:cx7="http://schemas.microsoft.com/office/drawing/2016/5/13/chartex" xmlns:cx8="http://schemas.microsoft.com/office/drawing/2016/5/14/chartex" xmlns:mc="http://schemas.openxmlformats.org/markup-compatibility/2006" xmlns:aink="http://schemas.microsoft.com/office/drawing/2016/ink" xmlns:am3d="http://schemas.microsoft.com/office/drawing/2017/model3d" xmlns:o="urn:schemas-microsoft-com:office:office" xmlns:oel="http://schemas.microsoft.com/office/2019/extlst" xmlns:r="http://schemas.openxmlformats.org/officeDocument/2006/relationships" xmlns:m="http://schemas.openxmlformats.org/officeDocument/2006/math" xmlns:v="urn:schemas-microsoft-com:vml" xmlns:wp14="http://schemas.microsoft.com/office/word/2010/wordprocessingDrawing" xmlns:wp="http://schemas.openxmlformats.org/drawingml/2006/wordprocessingDrawing" xmlns:w10="urn:schemas-microsoft-com:office:word" xmlns:w="http://schemas.openxmlformats.org/wordprocessingml/2006/main" xmlns:w14="http://schemas.microsoft.com/office/word/2010/wordml" xmlns:w15="http://schemas.microsoft.com/office/word/2012/wordml" xmlns:w16cex="http://schemas.microsoft.com/office/word/2018/wordml/cex" xmlns:w16cid="http://schemas.microsoft.com/office/word/2016/wordml/cid" xmlns:w16="http://schemas.microsoft.com/office/word/2018/wordml" xmlns:w16du="http://schemas.microsoft.com/office/word/2023/wordml/word16du" xmlns:w16sdtdh="http://schemas.microsoft.com/office/word/2020/wordml/sdtdatahash" xmlns:w16sdtfl="http://schemas.microsoft.com/office/word/2024/wordml/sdtformatlock" xmlns:w16se="http://schemas.microsoft.com/office/word/2015/wordml/symex" xmlns:wpg="http://schemas.microsoft.com/office/word/2010/wordprocessingGroup" xmlns:wpi="http://schemas.microsoft.com/office/word/2010/wordprocessingInk" xmlns:wne="http://schemas.microsoft.com/office/word/2006/wordml" xmlns:wps="http://schemas.microsoft.com/office/word/2010/wordprocessingShape" mc:Ignorable="w14 w15 w16se w16cid w16 w16cex w16sdtdh w16sdtfl w16du wp14">
+<w:document xmlns:wpc="http://schemas.microsoft.com/office/word/2010/wordprocessingCanvas" xmlns:cx="http://schemas.microsoft.com/office/drawing/2014/chartex" xmlns:cx1="http://schemas.microsoft.com/office/drawing/2015/9/8/chartex" xmlns:cx2="http://schemas.microsoft.com/office/drawing/2015/10/21/chartex" xmlns:cx3="http://schemas.microsoft.com/office/drawing/2016/5/9/chartex" xmlns:cx4="http://schemas.microsoft.com/office/drawing/2016/5/10/chartex" xmlns:cx5="http://schemas.microsoft.com/office/drawing/2016/5/11/chartex" xmlns:cx6="http://schemas.microsoft.com/office/drawing/2016/5/12/chartex" xmlns:cx7="http://schemas.microsoft.com/office/drawing/2016/5/13/chartex" xmlns:cx8="http://schemas.microsoft.com/office/drawing/2016/5/14/chartex" xmlns:mc="http://schemas.openxmlformats.org/markup-compatibility/2006" xmlns:aink="http://schemas.microsoft.com/office/drawing/2016/ink" xmlns:am3d="http://schemas.microsoft.com/office/drawing/2017/model3d" xmlns:o="urn:schemas-microsoft-com:office:office" xmlns:oel="http://schemas.microsoft.com/office/2019/extlst" xmlns:r="http://schemas.openxmlformats.org/officeDocument/2006/relationships" xmlns:m="http://schemas.openxmlformats.org/officeDocument/2006/math" xmlns:v="urn:schemas-microsoft-com:vml" xmlns:wp14="http://schemas.microsoft.com/office/word/2010/wordprocessingDrawing" xmlns:wp="http://schemas.openxmlformats.org/drawingml/2006/wordprocessingDrawing" xmlns:w10="urn:schemas-microsoft-com:office:word" xmlns:w="http://schemas.openxmlformats.org/wordprocessingml/2006/main" xmlns:w14="http://schemas.microsoft.com/office/word/2010/wordml" xmlns:w15="http://schemas.microsoft.com/office/word/2012/wordml" xmlns:w16cex="http://schemas.microsoft.com/office/word/2018/wordml/cex" xmlns:w16cid="http://schemas.microsoft.com/office/word/2016/wordml/cid" xmlns:w16="http://schemas.microsoft.com/office/word/2018/wordml" xmlns:w16sdtdh="http://schemas.microsoft.com/office/word/2020/wordml/sdtdatahash" xmlns:w16se="http://schemas.microsoft.com/office/word/2015/wordml/symex" xmlns:wpg="http://schemas.microsoft.com/office/word/2010/wordprocessingGroup" xmlns:wpi="http://schemas.microsoft.com/office/word/2010/wordprocessingInk" xmlns:wne="http://schemas.microsoft.com/office/word/2006/wordml" xmlns:wps="http://schemas.microsoft.com/office/word/2010/wordprocessingShape" mc:Ignorable="w14 w15 w16se w16cid w16 w16cex w16sdtdh wp14">
   <w:body>
     <w:p>
       <w:pPr>
@@ -287,16 +287,7 @@
           <w:szCs w:val="28"/>
           <w:rtl/>
         </w:rPr>
-        <w:t xml:space="preserve"> که با زدن بر روی آنها باز هم یک </w:t>
-      </w:r>
-      <w:r>
-        <w:rPr>
-          <w:rFonts w:cs="B Zar" w:hint="cs"/>
-          <w:sz w:val="28"/>
-          <w:szCs w:val="28"/>
-          <w:rtl/>
-        </w:rPr>
-        <w:t xml:space="preserve">مودال یا </w:t>
+        <w:t xml:space="preserve"> که با زدن بر روی آنها باز هم یک مودال یا </w:t>
       </w:r>
       <w:r>
         <w:rPr>
@@ -330,16 +321,7 @@
           <w:szCs w:val="28"/>
           <w:rtl/>
         </w:rPr>
-        <w:t xml:space="preserve"> </w:t>
-      </w:r>
-      <w:r>
-        <w:rPr>
-          <w:rFonts w:cs="B Zar" w:hint="cs"/>
-          <w:sz w:val="28"/>
-          <w:szCs w:val="28"/>
-          <w:rtl/>
-        </w:rPr>
-        <w:t>نمایش داده شود که در آن توضیحاتی برای آن کلمه یا عبارت تعاملی نمایش داده شود.</w:t>
+        <w:t xml:space="preserve"> نمایش داده شود که در آن توضیحاتی برای آن کلمه یا عبارت تعاملی نمایش داده شود.</w:t>
       </w:r>
       <w:r>
         <w:rPr>
@@ -432,7 +414,6 @@
         </w:rPr>
         <w:t xml:space="preserve">ها باشد، با استایل متمایز نشان داده می‌شود و کاربر با زدن بر روی آن، یک مودال ظاهر می‌شود و اطلاعاتی از فیلدهای آن مانند </w:t>
       </w:r>
-      <w:proofErr w:type="spellStart"/>
       <w:r>
         <w:rPr>
           <w:rFonts w:ascii="Consolas" w:eastAsia="Times New Roman" w:hAnsi="Consolas" w:cs="Times New Roman"/>
@@ -444,7 +425,6 @@
         </w:rPr>
         <w:t>translationFa</w:t>
       </w:r>
-      <w:proofErr w:type="spellEnd"/>
       <w:r>
         <w:rPr>
           <w:rFonts w:cs="B Zar" w:hint="cs"/>
@@ -454,7 +434,6 @@
         </w:rPr>
         <w:t xml:space="preserve">،  </w:t>
       </w:r>
-      <w:proofErr w:type="spellStart"/>
       <w:r>
         <w:rPr>
           <w:rFonts w:ascii="Consolas" w:eastAsia="Times New Roman" w:hAnsi="Consolas" w:cs="Times New Roman"/>
@@ -466,7 +445,6 @@
         </w:rPr>
         <w:t>pronounceFa</w:t>
       </w:r>
-      <w:proofErr w:type="spellEnd"/>
       <w:r>
         <w:rPr>
           <w:rFonts w:cs="B Zar" w:hint="cs"/>
@@ -537,31 +515,7 @@
           <w:szCs w:val="21"/>
           <w14:ligatures w14:val="none"/>
         </w:rPr>
-        <w:t>"</w:t>
-      </w:r>
-      <w:proofErr w:type="spellStart"/>
-      <w:r>
-        <w:rPr>
-          <w:rFonts w:ascii="Consolas" w:eastAsia="Times New Roman" w:hAnsi="Consolas" w:cs="Times New Roman"/>
-          <w:color w:val="0451A5"/>
-          <w:kern w:val="0"/>
-          <w:sz w:val="21"/>
-          <w:szCs w:val="21"/>
-          <w14:ligatures w14:val="none"/>
-        </w:rPr>
-        <w:t>exactText</w:t>
-      </w:r>
-      <w:proofErr w:type="spellEnd"/>
-      <w:r>
-        <w:rPr>
-          <w:rFonts w:ascii="Consolas" w:eastAsia="Times New Roman" w:hAnsi="Consolas" w:cs="Times New Roman"/>
-          <w:color w:val="0451A5"/>
-          <w:kern w:val="0"/>
-          <w:sz w:val="21"/>
-          <w:szCs w:val="21"/>
-          <w14:ligatures w14:val="none"/>
-        </w:rPr>
-        <w:t>"</w:t>
+        <w:t>"exactText"</w:t>
       </w:r>
       <w:r>
         <w:rPr>
@@ -631,31 +585,7 @@
           <w:szCs w:val="21"/>
           <w14:ligatures w14:val="none"/>
         </w:rPr>
-        <w:t>"</w:t>
-      </w:r>
-      <w:proofErr w:type="spellStart"/>
-      <w:r>
-        <w:rPr>
-          <w:rFonts w:ascii="Consolas" w:eastAsia="Times New Roman" w:hAnsi="Consolas" w:cs="Times New Roman"/>
-          <w:color w:val="0451A5"/>
-          <w:kern w:val="0"/>
-          <w:sz w:val="21"/>
-          <w:szCs w:val="21"/>
-          <w14:ligatures w14:val="none"/>
-        </w:rPr>
-        <w:t>translationFa</w:t>
-      </w:r>
-      <w:proofErr w:type="spellEnd"/>
-      <w:r>
-        <w:rPr>
-          <w:rFonts w:ascii="Consolas" w:eastAsia="Times New Roman" w:hAnsi="Consolas" w:cs="Times New Roman"/>
-          <w:color w:val="0451A5"/>
-          <w:kern w:val="0"/>
-          <w:sz w:val="21"/>
-          <w:szCs w:val="21"/>
-          <w14:ligatures w14:val="none"/>
-        </w:rPr>
-        <w:t>"</w:t>
+        <w:t>"translationFa"</w:t>
       </w:r>
       <w:r>
         <w:rPr>
@@ -748,31 +678,7 @@
           <w:szCs w:val="21"/>
           <w14:ligatures w14:val="none"/>
         </w:rPr>
-        <w:t>"</w:t>
-      </w:r>
-      <w:proofErr w:type="spellStart"/>
-      <w:r>
-        <w:rPr>
-          <w:rFonts w:ascii="Consolas" w:eastAsia="Times New Roman" w:hAnsi="Consolas" w:cs="Times New Roman"/>
-          <w:color w:val="0451A5"/>
-          <w:kern w:val="0"/>
-          <w:sz w:val="21"/>
-          <w:szCs w:val="21"/>
-          <w14:ligatures w14:val="none"/>
-        </w:rPr>
-        <w:t>translationAr</w:t>
-      </w:r>
-      <w:proofErr w:type="spellEnd"/>
-      <w:r>
-        <w:rPr>
-          <w:rFonts w:ascii="Consolas" w:eastAsia="Times New Roman" w:hAnsi="Consolas" w:cs="Times New Roman"/>
-          <w:color w:val="0451A5"/>
-          <w:kern w:val="0"/>
-          <w:sz w:val="21"/>
-          <w:szCs w:val="21"/>
-          <w14:ligatures w14:val="none"/>
-        </w:rPr>
-        <w:t>"</w:t>
+        <w:t>"translationAr"</w:t>
       </w:r>
       <w:r>
         <w:rPr>
@@ -865,31 +771,7 @@
           <w:szCs w:val="21"/>
           <w14:ligatures w14:val="none"/>
         </w:rPr>
-        <w:t>"</w:t>
-      </w:r>
-      <w:proofErr w:type="spellStart"/>
-      <w:r>
-        <w:rPr>
-          <w:rFonts w:ascii="Consolas" w:eastAsia="Times New Roman" w:hAnsi="Consolas" w:cs="Times New Roman"/>
-          <w:color w:val="0451A5"/>
-          <w:kern w:val="0"/>
-          <w:sz w:val="21"/>
-          <w:szCs w:val="21"/>
-          <w14:ligatures w14:val="none"/>
-        </w:rPr>
-        <w:t>pronounceFa</w:t>
-      </w:r>
-      <w:proofErr w:type="spellEnd"/>
-      <w:r>
-        <w:rPr>
-          <w:rFonts w:ascii="Consolas" w:eastAsia="Times New Roman" w:hAnsi="Consolas" w:cs="Times New Roman"/>
-          <w:color w:val="0451A5"/>
-          <w:kern w:val="0"/>
-          <w:sz w:val="21"/>
-          <w:szCs w:val="21"/>
-          <w14:ligatures w14:val="none"/>
-        </w:rPr>
-        <w:t>"</w:t>
+        <w:t>"pronounceFa"</w:t>
       </w:r>
       <w:r>
         <w:rPr>
@@ -911,31 +793,7 @@
           <w:szCs w:val="21"/>
           <w14:ligatures w14:val="none"/>
         </w:rPr>
-        <w:t>"</w:t>
-      </w:r>
-      <w:proofErr w:type="spellStart"/>
-      <w:r>
-        <w:rPr>
-          <w:rFonts w:ascii="Consolas" w:eastAsia="Times New Roman" w:hAnsi="Consolas" w:cs="Times New Roman"/>
-          <w:color w:val="A31515"/>
-          <w:kern w:val="0"/>
-          <w:sz w:val="21"/>
-          <w:szCs w:val="21"/>
-          <w14:ligatures w14:val="none"/>
-        </w:rPr>
-        <w:t>sichueytid</w:t>
-      </w:r>
-      <w:proofErr w:type="spellEnd"/>
-      <w:r>
-        <w:rPr>
-          <w:rFonts w:ascii="Consolas" w:eastAsia="Times New Roman" w:hAnsi="Consolas" w:cs="Times New Roman"/>
-          <w:color w:val="A31515"/>
-          <w:kern w:val="0"/>
-          <w:sz w:val="21"/>
-          <w:szCs w:val="21"/>
-          <w14:ligatures w14:val="none"/>
-        </w:rPr>
-        <w:t>"</w:t>
+        <w:t>"sichueytid"</w:t>
       </w:r>
       <w:r>
         <w:rPr>
@@ -983,31 +841,7 @@
           <w:szCs w:val="21"/>
           <w14:ligatures w14:val="none"/>
         </w:rPr>
-        <w:t>"</w:t>
-      </w:r>
-      <w:proofErr w:type="spellStart"/>
-      <w:r>
-        <w:rPr>
-          <w:rFonts w:ascii="Consolas" w:eastAsia="Times New Roman" w:hAnsi="Consolas" w:cs="Times New Roman"/>
-          <w:color w:val="0451A5"/>
-          <w:kern w:val="0"/>
-          <w:sz w:val="21"/>
-          <w:szCs w:val="21"/>
-          <w14:ligatures w14:val="none"/>
-        </w:rPr>
-        <w:t>pronounceAr</w:t>
-      </w:r>
-      <w:proofErr w:type="spellEnd"/>
-      <w:r>
-        <w:rPr>
-          <w:rFonts w:ascii="Consolas" w:eastAsia="Times New Roman" w:hAnsi="Consolas" w:cs="Times New Roman"/>
-          <w:color w:val="0451A5"/>
-          <w:kern w:val="0"/>
-          <w:sz w:val="21"/>
-          <w:szCs w:val="21"/>
-          <w14:ligatures w14:val="none"/>
-        </w:rPr>
-        <w:t>"</w:t>
+        <w:t>"pronounceAr"</w:t>
       </w:r>
       <w:r>
         <w:rPr>
@@ -1029,31 +863,7 @@
           <w:szCs w:val="21"/>
           <w14:ligatures w14:val="none"/>
         </w:rPr>
-        <w:t>"</w:t>
-      </w:r>
-      <w:proofErr w:type="spellStart"/>
-      <w:r>
-        <w:rPr>
-          <w:rFonts w:ascii="Consolas" w:eastAsia="Times New Roman" w:hAnsi="Consolas" w:cs="Times New Roman"/>
-          <w:color w:val="A31515"/>
-          <w:kern w:val="0"/>
-          <w:sz w:val="21"/>
-          <w:szCs w:val="21"/>
-          <w14:ligatures w14:val="none"/>
-        </w:rPr>
-        <w:t>sichueytid</w:t>
-      </w:r>
-      <w:proofErr w:type="spellEnd"/>
-      <w:r>
-        <w:rPr>
-          <w:rFonts w:ascii="Consolas" w:eastAsia="Times New Roman" w:hAnsi="Consolas" w:cs="Times New Roman"/>
-          <w:color w:val="A31515"/>
-          <w:kern w:val="0"/>
-          <w:sz w:val="21"/>
-          <w:szCs w:val="21"/>
-          <w14:ligatures w14:val="none"/>
-        </w:rPr>
-        <w:t>"</w:t>
+        <w:t>"sichueytid"</w:t>
       </w:r>
       <w:r>
         <w:rPr>
@@ -1101,31 +911,7 @@
           <w:szCs w:val="21"/>
           <w14:ligatures w14:val="none"/>
         </w:rPr>
-        <w:t>"</w:t>
-      </w:r>
-      <w:proofErr w:type="spellStart"/>
-      <w:r>
-        <w:rPr>
-          <w:rFonts w:ascii="Consolas" w:eastAsia="Times New Roman" w:hAnsi="Consolas" w:cs="Times New Roman"/>
-          <w:color w:val="0451A5"/>
-          <w:kern w:val="0"/>
-          <w:sz w:val="21"/>
-          <w:szCs w:val="21"/>
-          <w14:ligatures w14:val="none"/>
-        </w:rPr>
-        <w:t>explanationFa</w:t>
-      </w:r>
-      <w:proofErr w:type="spellEnd"/>
-      <w:r>
-        <w:rPr>
-          <w:rFonts w:ascii="Consolas" w:eastAsia="Times New Roman" w:hAnsi="Consolas" w:cs="Times New Roman"/>
-          <w:color w:val="0451A5"/>
-          <w:kern w:val="0"/>
-          <w:sz w:val="21"/>
-          <w:szCs w:val="21"/>
-          <w14:ligatures w14:val="none"/>
-        </w:rPr>
-        <w:t>"</w:t>
+        <w:t>"explanationFa"</w:t>
       </w:r>
       <w:r>
         <w:rPr>
@@ -1264,31 +1050,7 @@
           <w:szCs w:val="21"/>
           <w14:ligatures w14:val="none"/>
         </w:rPr>
-        <w:t>"</w:t>
-      </w:r>
-      <w:proofErr w:type="spellStart"/>
-      <w:r>
-        <w:rPr>
-          <w:rFonts w:ascii="Consolas" w:eastAsia="Times New Roman" w:hAnsi="Consolas" w:cs="Times New Roman"/>
-          <w:color w:val="0451A5"/>
-          <w:kern w:val="0"/>
-          <w:sz w:val="21"/>
-          <w:szCs w:val="21"/>
-          <w14:ligatures w14:val="none"/>
-        </w:rPr>
-        <w:t>explanationAr</w:t>
-      </w:r>
-      <w:proofErr w:type="spellEnd"/>
-      <w:r>
-        <w:rPr>
-          <w:rFonts w:ascii="Consolas" w:eastAsia="Times New Roman" w:hAnsi="Consolas" w:cs="Times New Roman"/>
-          <w:color w:val="0451A5"/>
-          <w:kern w:val="0"/>
-          <w:sz w:val="21"/>
-          <w:szCs w:val="21"/>
-          <w14:ligatures w14:val="none"/>
-        </w:rPr>
-        <w:t>"</w:t>
+        <w:t>"explanationAr"</w:t>
       </w:r>
       <w:r>
         <w:rPr>
@@ -1404,31 +1166,7 @@
           <w:szCs w:val="21"/>
           <w14:ligatures w14:val="none"/>
         </w:rPr>
-        <w:t>"</w:t>
-      </w:r>
-      <w:proofErr w:type="spellStart"/>
-      <w:r>
-        <w:rPr>
-          <w:rFonts w:ascii="Consolas" w:eastAsia="Times New Roman" w:hAnsi="Consolas" w:cs="Times New Roman"/>
-          <w:color w:val="0451A5"/>
-          <w:kern w:val="0"/>
-          <w:sz w:val="21"/>
-          <w:szCs w:val="21"/>
-          <w14:ligatures w14:val="none"/>
-        </w:rPr>
-        <w:t>cefrLevel</w:t>
-      </w:r>
-      <w:proofErr w:type="spellEnd"/>
-      <w:r>
-        <w:rPr>
-          <w:rFonts w:ascii="Consolas" w:eastAsia="Times New Roman" w:hAnsi="Consolas" w:cs="Times New Roman"/>
-          <w:color w:val="0451A5"/>
-          <w:kern w:val="0"/>
-          <w:sz w:val="21"/>
-          <w:szCs w:val="21"/>
-          <w14:ligatures w14:val="none"/>
-        </w:rPr>
-        <w:t>"</w:t>
+        <w:t>"cefrLevel"</w:t>
       </w:r>
       <w:r>
         <w:rPr>
@@ -1483,7 +1221,7 @@
       <w:pPr>
         <w:jc w:val="both"/>
         <w:rPr>
-          <w:rFonts w:cs="B Zar" w:hint="cs"/>
+          <w:rFonts w:cs="B Zar"/>
           <w:sz w:val="28"/>
           <w:szCs w:val="28"/>
           <w:rtl/>
@@ -2017,7 +1755,6 @@
         </w:rPr>
         <w:t xml:space="preserve">های مربوطه تولید می‌شوند و فیلدهای </w:t>
       </w:r>
-      <w:proofErr w:type="spellStart"/>
       <w:r>
         <w:rPr>
           <w:rFonts w:cs="B Zar"/>
@@ -2026,7 +1763,6 @@
         </w:rPr>
         <w:t>translationFa</w:t>
       </w:r>
-      <w:proofErr w:type="spellEnd"/>
       <w:r>
         <w:rPr>
           <w:rFonts w:cs="B Zar" w:hint="cs"/>
@@ -2036,7 +1772,6 @@
         </w:rPr>
         <w:t xml:space="preserve"> و </w:t>
       </w:r>
-      <w:proofErr w:type="spellStart"/>
       <w:r>
         <w:rPr>
           <w:rFonts w:cs="B Zar"/>
@@ -2045,7 +1780,6 @@
         </w:rPr>
         <w:t>translationAr</w:t>
       </w:r>
-      <w:proofErr w:type="spellEnd"/>
       <w:r>
         <w:rPr>
           <w:rFonts w:cs="B Zar" w:hint="cs"/>
@@ -2087,16 +1821,7 @@
           <w:szCs w:val="28"/>
           <w:rtl/>
         </w:rPr>
-        <w:t>ها</w:t>
-      </w:r>
-      <w:r>
-        <w:rPr>
-          <w:rFonts w:cs="B Zar" w:hint="cs"/>
-          <w:sz w:val="28"/>
-          <w:szCs w:val="28"/>
-          <w:rtl/>
-        </w:rPr>
-        <w:t xml:space="preserve"> هم به فیلد </w:t>
+        <w:t xml:space="preserve">ها هم به فیلد </w:t>
       </w:r>
       <w:r>
         <w:rPr>
@@ -2266,7 +1991,6 @@
         </w:rPr>
         <w:t xml:space="preserve"> </w:t>
       </w:r>
-      <w:proofErr w:type="spellStart"/>
       <w:r>
         <w:rPr>
           <w:rFonts w:cs="B Zar"/>
@@ -2275,7 +1999,6 @@
         </w:rPr>
         <w:t>just_audio</w:t>
       </w:r>
-      <w:proofErr w:type="spellEnd"/>
       <w:r>
         <w:rPr>
           <w:rFonts w:cs="B Zar" w:hint="cs"/>
@@ -2294,7 +2017,6 @@
         </w:rPr>
         <w:t xml:space="preserve"> </w:t>
       </w:r>
-      <w:proofErr w:type="spellStart"/>
       <w:r>
         <w:rPr>
           <w:rFonts w:cs="B Zar"/>
@@ -2303,7 +2025,6 @@
         </w:rPr>
         <w:t>just_audio_windows</w:t>
       </w:r>
-      <w:proofErr w:type="spellEnd"/>
       <w:r>
         <w:rPr>
           <w:rFonts w:cs="B Zar" w:hint="cs"/>
@@ -2329,16 +2050,7 @@
           <w:szCs w:val="28"/>
           <w:rtl/>
         </w:rPr>
-        <w:t xml:space="preserve">برای پخش فایل‌های صوتی مانند تلگرام ابتدا یک نوار در بالای صفحه اپلیکیشن ظاهر بشه و </w:t>
-      </w:r>
-      <w:r>
-        <w:rPr>
-          <w:rFonts w:cs="B Zar" w:hint="cs"/>
-          <w:sz w:val="28"/>
-          <w:szCs w:val="28"/>
-          <w:rtl/>
-        </w:rPr>
-        <w:t xml:space="preserve">بقیه ماجرا. </w:t>
+        <w:t xml:space="preserve">برای پخش فایل‌های صوتی مانند تلگرام ابتدا یک نوار در بالای صفحه اپلیکیشن ظاهر بشه و بقیه ماجرا. </w:t>
       </w:r>
       <w:r>
         <w:rPr>
@@ -2364,25 +2076,7 @@
           <w:szCs w:val="28"/>
           <w:rtl/>
         </w:rPr>
-        <w:t xml:space="preserve"> مختلف به یک فایل صوتی مشترک اشاره کنند. در زمان بارگذاری صفحه فلاتر که قرار است تمام صفحات کتاب را نمایش دهد، لیست پخش </w:t>
-      </w:r>
-      <w:r>
-        <w:rPr>
-          <w:rFonts w:cs="B Zar" w:hint="cs"/>
-          <w:sz w:val="28"/>
-          <w:szCs w:val="28"/>
-          <w:rtl/>
-        </w:rPr>
-        <w:t>آن پلیر باید</w:t>
-      </w:r>
-      <w:r>
-        <w:rPr>
-          <w:rFonts w:cs="B Zar" w:hint="cs"/>
-          <w:sz w:val="28"/>
-          <w:szCs w:val="28"/>
-          <w:rtl/>
-        </w:rPr>
-        <w:t xml:space="preserve"> توسط این </w:t>
+        <w:t xml:space="preserve"> مختلف به یک فایل صوتی مشترک اشاره کنند. در زمان بارگذاری صفحه فلاتر که قرار است تمام صفحات کتاب را نمایش دهد، لیست پخش آن پلیر باید توسط این </w:t>
       </w:r>
       <w:r>
         <w:rPr>
@@ -2424,18 +2118,8 @@
           <w:sz w:val="28"/>
           <w:szCs w:val="28"/>
         </w:rPr>
-        <w:t xml:space="preserve">A-B </w:t>
-      </w:r>
-      <w:proofErr w:type="spellStart"/>
-      <w:r>
-        <w:rPr>
-          <w:rFonts w:cs="B Zar"/>
-          <w:sz w:val="28"/>
-          <w:szCs w:val="28"/>
-        </w:rPr>
-        <w:t>Reapeat</w:t>
-      </w:r>
-      <w:proofErr w:type="spellEnd"/>
+        <w:t>A-B Reapeat</w:t>
+      </w:r>
       <w:r>
         <w:rPr>
           <w:rFonts w:cs="B Zar" w:hint="cs"/>
@@ -2577,7 +2261,6 @@
         </w:rPr>
         <w:t xml:space="preserve">با استفاده از پکیج </w:t>
       </w:r>
-      <w:proofErr w:type="spellStart"/>
       <w:r>
         <w:rPr>
           <w:rFonts w:cs="B Zar"/>
@@ -2586,7 +2269,6 @@
         </w:rPr>
         <w:t>just_audio</w:t>
       </w:r>
-      <w:proofErr w:type="spellEnd"/>
       <w:r>
         <w:rPr>
           <w:rFonts w:cs="B Zar" w:hint="cs"/>
@@ -2596,7 +2278,6 @@
         </w:rPr>
         <w:t xml:space="preserve"> و </w:t>
       </w:r>
-      <w:proofErr w:type="spellStart"/>
       <w:r>
         <w:rPr>
           <w:rFonts w:cs="B Zar"/>
@@ -2605,7 +2286,189 @@
         </w:rPr>
         <w:t>just_audio_windows</w:t>
       </w:r>
-      <w:proofErr w:type="spellEnd"/>
+      <w:r>
+        <w:rPr>
+          <w:rFonts w:cs="B Zar" w:hint="cs"/>
+          <w:sz w:val="28"/>
+          <w:szCs w:val="28"/>
+          <w:rtl/>
+        </w:rPr>
+        <w:t xml:space="preserve"> بسازیم</w:t>
+      </w:r>
+      <w:r>
+        <w:rPr>
+          <w:rFonts w:cs="B Zar" w:hint="cs"/>
+          <w:sz w:val="28"/>
+          <w:szCs w:val="28"/>
+          <w:rtl/>
+        </w:rPr>
+        <w:t xml:space="preserve"> تا این کار را برای ما انجام دهد.</w:t>
+      </w:r>
+      <w:r>
+        <w:rPr>
+          <w:rFonts w:cs="B Zar" w:hint="cs"/>
+          <w:sz w:val="28"/>
+          <w:szCs w:val="28"/>
+          <w:rtl/>
+        </w:rPr>
+        <w:t xml:space="preserve"> در این پروژه هم متن </w:t>
+      </w:r>
+      <w:r>
+        <w:rPr>
+          <w:rFonts w:cs="B Zar" w:hint="cs"/>
+          <w:sz w:val="28"/>
+          <w:szCs w:val="28"/>
+          <w:rtl/>
+        </w:rPr>
+        <w:t>مورد نظر،</w:t>
+      </w:r>
+      <w:r>
+        <w:rPr>
+          <w:rFonts w:cs="B Zar" w:hint="cs"/>
+          <w:sz w:val="28"/>
+          <w:szCs w:val="28"/>
+          <w:rtl/>
+        </w:rPr>
+        <w:t xml:space="preserve"> در یک سند </w:t>
+      </w:r>
+      <w:r>
+        <w:rPr>
+          <w:rFonts w:cs="B Zar"/>
+          <w:sz w:val="28"/>
+          <w:szCs w:val="28"/>
+        </w:rPr>
+        <w:t>word</w:t>
+      </w:r>
+      <w:r>
+        <w:rPr>
+          <w:rFonts w:cs="B Zar" w:hint="cs"/>
+          <w:sz w:val="28"/>
+          <w:szCs w:val="28"/>
+          <w:rtl/>
+        </w:rPr>
+        <w:t xml:space="preserve"> قرار دارد </w:t>
+      </w:r>
+      <w:r>
+        <w:rPr>
+          <w:rFonts w:cs="B Zar" w:hint="cs"/>
+          <w:sz w:val="28"/>
+          <w:szCs w:val="28"/>
+          <w:rtl/>
+        </w:rPr>
+        <w:t xml:space="preserve">و مارکرها باید در همان فایل </w:t>
+      </w:r>
+      <w:r>
+        <w:rPr>
+          <w:rFonts w:cs="B Zar"/>
+          <w:sz w:val="28"/>
+          <w:szCs w:val="28"/>
+        </w:rPr>
+        <w:t>word</w:t>
+      </w:r>
+      <w:r>
+        <w:rPr>
+          <w:rFonts w:cs="B Zar" w:hint="cs"/>
+          <w:sz w:val="28"/>
+          <w:szCs w:val="28"/>
+          <w:rtl/>
+        </w:rPr>
+        <w:t xml:space="preserve"> به متن اضافه شوند و </w:t>
+      </w:r>
+      <w:r>
+        <w:rPr>
+          <w:rFonts w:cs="B Zar" w:hint="cs"/>
+          <w:sz w:val="28"/>
+          <w:szCs w:val="28"/>
+          <w:rtl/>
+        </w:rPr>
+        <w:t>در مرحله بعد</w:t>
+      </w:r>
+      <w:r>
+        <w:rPr>
+          <w:rFonts w:cs="B Zar" w:hint="cs"/>
+          <w:sz w:val="28"/>
+          <w:szCs w:val="28"/>
+          <w:rtl/>
+        </w:rPr>
+        <w:t xml:space="preserve"> با همان روشی که یک صفحه از کتاب به </w:t>
+      </w:r>
+      <w:r>
+        <w:rPr>
+          <w:rFonts w:cs="B Zar"/>
+          <w:sz w:val="28"/>
+          <w:szCs w:val="28"/>
+        </w:rPr>
+        <w:t>JSON</w:t>
+      </w:r>
+      <w:r>
+        <w:rPr>
+          <w:rFonts w:cs="B Zar" w:hint="cs"/>
+          <w:sz w:val="28"/>
+          <w:szCs w:val="28"/>
+          <w:rtl/>
+        </w:rPr>
+        <w:t xml:space="preserve"> تبدیل می‌شود، این متن هم به </w:t>
+      </w:r>
+      <w:r>
+        <w:rPr>
+          <w:rFonts w:cs="B Zar"/>
+          <w:sz w:val="28"/>
+          <w:szCs w:val="28"/>
+        </w:rPr>
+        <w:t>JSON</w:t>
+      </w:r>
+      <w:r>
+        <w:rPr>
+          <w:rFonts w:cs="B Zar" w:hint="cs"/>
+          <w:sz w:val="28"/>
+          <w:szCs w:val="28"/>
+          <w:rtl/>
+        </w:rPr>
+        <w:t xml:space="preserve"> تبدیل گردد. </w:t>
+      </w:r>
+      <w:r>
+        <w:rPr>
+          <w:rFonts w:cs="B Zar" w:hint="cs"/>
+          <w:sz w:val="28"/>
+          <w:szCs w:val="28"/>
+          <w:rtl/>
+        </w:rPr>
+        <w:t xml:space="preserve">پس به ازای هر کتاب یک فیلد از نوع آرایه به نام </w:t>
+      </w:r>
+      <w:r>
+        <w:rPr>
+          <w:rFonts w:cs="B Zar"/>
+          <w:sz w:val="28"/>
+          <w:szCs w:val="28"/>
+        </w:rPr>
+        <w:t>AudioScripts</w:t>
+      </w:r>
+      <w:r>
+        <w:rPr>
+          <w:rFonts w:cs="B Zar" w:hint="cs"/>
+          <w:sz w:val="28"/>
+          <w:szCs w:val="28"/>
+          <w:rtl/>
+        </w:rPr>
+        <w:t xml:space="preserve"> خواهیم داشت هر آیتم آن مختص یک فایل صوتی است.</w:t>
+      </w:r>
+      <w:r>
+        <w:rPr>
+          <w:rFonts w:cs="B Zar" w:hint="cs"/>
+          <w:sz w:val="28"/>
+          <w:szCs w:val="28"/>
+          <w:rtl/>
+        </w:rPr>
+        <w:t xml:space="preserve"> فیلدهای هر آیتم </w:t>
+      </w:r>
+      <w:r>
+        <w:rPr>
+          <w:rFonts w:cs="B Zar"/>
+          <w:sz w:val="28"/>
+          <w:szCs w:val="28"/>
+        </w:rPr>
+        <w:t>AudioScript</w:t>
+      </w:r>
       <w:r>
         <w:rPr>
           <w:rFonts w:cs="B Zar" w:hint="cs"/>
@@ -2622,214 +2485,8 @@
           <w:szCs w:val="28"/>
           <w:rtl/>
         </w:rPr>
-        <w:t>بسازیم</w:t>
-      </w:r>
-      <w:r>
-        <w:rPr>
-          <w:rFonts w:cs="B Zar" w:hint="cs"/>
-          <w:sz w:val="28"/>
-          <w:szCs w:val="28"/>
-          <w:rtl/>
-        </w:rPr>
-        <w:t xml:space="preserve"> تا این کار را برای ما انجام دهد.</w:t>
-      </w:r>
-      <w:r>
-        <w:rPr>
-          <w:rFonts w:cs="B Zar" w:hint="cs"/>
-          <w:sz w:val="28"/>
-          <w:szCs w:val="28"/>
-          <w:rtl/>
-        </w:rPr>
-        <w:t xml:space="preserve"> در این پروژه هم متن </w:t>
-      </w:r>
-      <w:r>
-        <w:rPr>
-          <w:rFonts w:cs="B Zar" w:hint="cs"/>
-          <w:sz w:val="28"/>
-          <w:szCs w:val="28"/>
-          <w:rtl/>
-        </w:rPr>
-        <w:t>مورد نظر،</w:t>
-      </w:r>
-      <w:r>
-        <w:rPr>
-          <w:rFonts w:cs="B Zar" w:hint="cs"/>
-          <w:sz w:val="28"/>
-          <w:szCs w:val="28"/>
-          <w:rtl/>
-        </w:rPr>
-        <w:t xml:space="preserve"> در یک سند </w:t>
-      </w:r>
-      <w:r>
-        <w:rPr>
-          <w:rFonts w:cs="B Zar"/>
-          <w:sz w:val="28"/>
-          <w:szCs w:val="28"/>
-        </w:rPr>
-        <w:t>word</w:t>
-      </w:r>
-      <w:r>
-        <w:rPr>
-          <w:rFonts w:cs="B Zar" w:hint="cs"/>
-          <w:sz w:val="28"/>
-          <w:szCs w:val="28"/>
-          <w:rtl/>
-        </w:rPr>
-        <w:t xml:space="preserve"> قرار دارد </w:t>
-      </w:r>
-      <w:r>
-        <w:rPr>
-          <w:rFonts w:cs="B Zar" w:hint="cs"/>
-          <w:sz w:val="28"/>
-          <w:szCs w:val="28"/>
-          <w:rtl/>
-        </w:rPr>
-        <w:t xml:space="preserve">و مارکرها باید در همان فایل </w:t>
-      </w:r>
-      <w:r>
-        <w:rPr>
-          <w:rFonts w:cs="B Zar"/>
-          <w:sz w:val="28"/>
-          <w:szCs w:val="28"/>
-        </w:rPr>
-        <w:t>word</w:t>
-      </w:r>
-      <w:r>
-        <w:rPr>
-          <w:rFonts w:cs="B Zar" w:hint="cs"/>
-          <w:sz w:val="28"/>
-          <w:szCs w:val="28"/>
-          <w:rtl/>
-        </w:rPr>
-        <w:t xml:space="preserve"> به متن اضافه شوند و </w:t>
-      </w:r>
-      <w:r>
-        <w:rPr>
-          <w:rFonts w:cs="B Zar" w:hint="cs"/>
-          <w:sz w:val="28"/>
-          <w:szCs w:val="28"/>
-          <w:rtl/>
-        </w:rPr>
-        <w:t>در مرحله بعد</w:t>
-      </w:r>
-      <w:r>
-        <w:rPr>
-          <w:rFonts w:cs="B Zar" w:hint="cs"/>
-          <w:sz w:val="28"/>
-          <w:szCs w:val="28"/>
-          <w:rtl/>
-        </w:rPr>
-        <w:t xml:space="preserve"> با همان روشی که یک صفحه از کتاب به </w:t>
-      </w:r>
-      <w:r>
-        <w:rPr>
-          <w:rFonts w:cs="B Zar"/>
-          <w:sz w:val="28"/>
-          <w:szCs w:val="28"/>
-        </w:rPr>
-        <w:t>JSON</w:t>
-      </w:r>
-      <w:r>
-        <w:rPr>
-          <w:rFonts w:cs="B Zar" w:hint="cs"/>
-          <w:sz w:val="28"/>
-          <w:szCs w:val="28"/>
-          <w:rtl/>
-        </w:rPr>
-        <w:t xml:space="preserve"> تبدیل می‌شود، این متن هم به </w:t>
-      </w:r>
-      <w:r>
-        <w:rPr>
-          <w:rFonts w:cs="B Zar"/>
-          <w:sz w:val="28"/>
-          <w:szCs w:val="28"/>
-        </w:rPr>
-        <w:t>JSON</w:t>
-      </w:r>
-      <w:r>
-        <w:rPr>
-          <w:rFonts w:cs="B Zar" w:hint="cs"/>
-          <w:sz w:val="28"/>
-          <w:szCs w:val="28"/>
-          <w:rtl/>
-        </w:rPr>
-        <w:t xml:space="preserve"> تبدیل گردد. </w:t>
-      </w:r>
-      <w:r>
-        <w:rPr>
-          <w:rFonts w:cs="B Zar" w:hint="cs"/>
-          <w:sz w:val="28"/>
-          <w:szCs w:val="28"/>
-          <w:rtl/>
-        </w:rPr>
-        <w:t xml:space="preserve">پس به ازای هر کتاب یک فیلد از نوع آرایه به نام </w:t>
-      </w:r>
-      <w:proofErr w:type="spellStart"/>
-      <w:r>
-        <w:rPr>
-          <w:rFonts w:cs="B Zar"/>
-          <w:sz w:val="28"/>
-          <w:szCs w:val="28"/>
-        </w:rPr>
-        <w:t>AudioScripts</w:t>
-      </w:r>
-      <w:proofErr w:type="spellEnd"/>
-      <w:r>
-        <w:rPr>
-          <w:rFonts w:cs="B Zar" w:hint="cs"/>
-          <w:sz w:val="28"/>
-          <w:szCs w:val="28"/>
-          <w:rtl/>
-        </w:rPr>
-        <w:t xml:space="preserve"> خواهیم داشت هر آیتم آن مختص یک فایل صوتی است.</w:t>
-      </w:r>
-      <w:r>
-        <w:rPr>
-          <w:rFonts w:cs="B Zar" w:hint="cs"/>
-          <w:sz w:val="28"/>
-          <w:szCs w:val="28"/>
-          <w:rtl/>
-        </w:rPr>
-        <w:t xml:space="preserve"> </w:t>
-      </w:r>
-      <w:r>
-        <w:rPr>
-          <w:rFonts w:cs="B Zar" w:hint="cs"/>
-          <w:sz w:val="28"/>
-          <w:szCs w:val="28"/>
-          <w:rtl/>
-        </w:rPr>
-        <w:t xml:space="preserve">فیلدهای هر آیتم </w:t>
-      </w:r>
-      <w:proofErr w:type="spellStart"/>
-      <w:r>
-        <w:rPr>
-          <w:rFonts w:cs="B Zar"/>
-          <w:sz w:val="28"/>
-          <w:szCs w:val="28"/>
-        </w:rPr>
-        <w:t>AudioScript</w:t>
-      </w:r>
-      <w:proofErr w:type="spellEnd"/>
-      <w:r>
-        <w:rPr>
-          <w:rFonts w:cs="B Zar" w:hint="cs"/>
-          <w:sz w:val="28"/>
-          <w:szCs w:val="28"/>
-          <w:rtl/>
-        </w:rPr>
-        <w:t xml:space="preserve"> </w:t>
-      </w:r>
-      <w:r>
-        <w:rPr>
-          <w:rFonts w:cs="B Zar" w:hint="cs"/>
-          <w:sz w:val="28"/>
-          <w:szCs w:val="28"/>
-          <w:rtl/>
-        </w:rPr>
         <w:t xml:space="preserve">شامل دو فیلد است: </w:t>
       </w:r>
-      <w:proofErr w:type="spellStart"/>
       <w:r>
         <w:rPr>
           <w:rFonts w:ascii="Consolas" w:eastAsia="Times New Roman" w:hAnsi="Consolas" w:cs="Times New Roman"/>
@@ -2841,7 +2498,6 @@
         </w:rPr>
         <w:t>AudioTrackName</w:t>
       </w:r>
-      <w:proofErr w:type="spellEnd"/>
       <w:r>
         <w:rPr>
           <w:rFonts w:cs="B Zar" w:hint="cs"/>
@@ -2932,31 +2588,7 @@
           <w:szCs w:val="21"/>
           <w14:ligatures w14:val="none"/>
         </w:rPr>
-        <w:t>"</w:t>
-      </w:r>
-      <w:proofErr w:type="spellStart"/>
-      <w:r>
-        <w:rPr>
-          <w:rFonts w:ascii="Consolas" w:eastAsia="Times New Roman" w:hAnsi="Consolas" w:cs="Times New Roman"/>
-          <w:color w:val="0451A5"/>
-          <w:kern w:val="0"/>
-          <w:sz w:val="21"/>
-          <w:szCs w:val="21"/>
-          <w14:ligatures w14:val="none"/>
-        </w:rPr>
-        <w:t>StartMs</w:t>
-      </w:r>
-      <w:proofErr w:type="spellEnd"/>
-      <w:r>
-        <w:rPr>
-          <w:rFonts w:ascii="Consolas" w:eastAsia="Times New Roman" w:hAnsi="Consolas" w:cs="Times New Roman"/>
-          <w:color w:val="0451A5"/>
-          <w:kern w:val="0"/>
-          <w:sz w:val="21"/>
-          <w:szCs w:val="21"/>
-          <w14:ligatures w14:val="none"/>
-        </w:rPr>
-        <w:t>"</w:t>
+        <w:t>"StartMs"</w:t>
       </w:r>
       <w:r>
         <w:rPr>
@@ -3026,31 +2658,7 @@
           <w:szCs w:val="21"/>
           <w14:ligatures w14:val="none"/>
         </w:rPr>
-        <w:t>"</w:t>
-      </w:r>
-      <w:proofErr w:type="spellStart"/>
-      <w:r>
-        <w:rPr>
-          <w:rFonts w:ascii="Consolas" w:eastAsia="Times New Roman" w:hAnsi="Consolas" w:cs="Times New Roman"/>
-          <w:color w:val="0451A5"/>
-          <w:kern w:val="0"/>
-          <w:sz w:val="21"/>
-          <w:szCs w:val="21"/>
-          <w14:ligatures w14:val="none"/>
-        </w:rPr>
-        <w:t>EndMs</w:t>
-      </w:r>
-      <w:proofErr w:type="spellEnd"/>
-      <w:r>
-        <w:rPr>
-          <w:rFonts w:ascii="Consolas" w:eastAsia="Times New Roman" w:hAnsi="Consolas" w:cs="Times New Roman"/>
-          <w:color w:val="0451A5"/>
-          <w:kern w:val="0"/>
-          <w:sz w:val="21"/>
-          <w:szCs w:val="21"/>
-          <w14:ligatures w14:val="none"/>
-        </w:rPr>
-        <w:t>"</w:t>
+        <w:t>"EndMs"</w:t>
       </w:r>
       <w:r>
         <w:rPr>
@@ -3120,31 +2728,7 @@
           <w:szCs w:val="21"/>
           <w14:ligatures w14:val="none"/>
         </w:rPr>
-        <w:t>"</w:t>
-      </w:r>
-      <w:proofErr w:type="spellStart"/>
-      <w:r>
-        <w:rPr>
-          <w:rFonts w:ascii="Consolas" w:eastAsia="Times New Roman" w:hAnsi="Consolas" w:cs="Times New Roman"/>
-          <w:color w:val="0451A5"/>
-          <w:kern w:val="0"/>
-          <w:sz w:val="21"/>
-          <w:szCs w:val="21"/>
-          <w14:ligatures w14:val="none"/>
-        </w:rPr>
-        <w:t>AudioTrackName</w:t>
-      </w:r>
-      <w:proofErr w:type="spellEnd"/>
-      <w:r>
-        <w:rPr>
-          <w:rFonts w:ascii="Consolas" w:eastAsia="Times New Roman" w:hAnsi="Consolas" w:cs="Times New Roman"/>
-          <w:color w:val="0451A5"/>
-          <w:kern w:val="0"/>
-          <w:sz w:val="21"/>
-          <w:szCs w:val="21"/>
-          <w14:ligatures w14:val="none"/>
-        </w:rPr>
-        <w:t>"</w:t>
+        <w:t>"AudioTrackName"</w:t>
       </w:r>
       <w:r>
         <w:rPr>
@@ -3402,33 +2986,7 @@
           <w:szCs w:val="21"/>
           <w14:ligatures w14:val="none"/>
         </w:rPr>
-        <w:t>"</w:t>
-      </w:r>
-      <w:proofErr w:type="spellStart"/>
-      <w:proofErr w:type="gramStart"/>
-      <w:r>
-        <w:rPr>
-          <w:rFonts w:ascii="Consolas" w:eastAsia="Times New Roman" w:hAnsi="Consolas" w:cs="Times New Roman"/>
-          <w:color w:val="A31515"/>
-          <w:kern w:val="0"/>
-          <w:sz w:val="21"/>
-          <w:szCs w:val="21"/>
-          <w14:ligatures w14:val="none"/>
-        </w:rPr>
-        <w:t>fn:Source</w:t>
-      </w:r>
-      <w:proofErr w:type="spellEnd"/>
-      <w:proofErr w:type="gramEnd"/>
-      <w:r>
-        <w:rPr>
-          <w:rFonts w:ascii="Consolas" w:eastAsia="Times New Roman" w:hAnsi="Consolas" w:cs="Times New Roman"/>
-          <w:color w:val="A31515"/>
-          <w:kern w:val="0"/>
-          <w:sz w:val="21"/>
-          <w:szCs w:val="21"/>
-          <w14:ligatures w14:val="none"/>
-        </w:rPr>
-        <w:t xml:space="preserve"> Sans 3"</w:t>
+        <w:t>"fn:Source Sans 3"</w:t>
       </w:r>
       <w:r>
         <w:rPr>
@@ -3476,31 +3034,7 @@
           <w:szCs w:val="21"/>
           <w14:ligatures w14:val="none"/>
         </w:rPr>
-        <w:t>"</w:t>
-      </w:r>
-      <w:proofErr w:type="spellStart"/>
-      <w:r>
-        <w:rPr>
-          <w:rFonts w:ascii="Consolas" w:eastAsia="Times New Roman" w:hAnsi="Consolas" w:cs="Times New Roman"/>
-          <w:color w:val="0451A5"/>
-          <w:kern w:val="0"/>
-          <w:sz w:val="21"/>
-          <w:szCs w:val="21"/>
-          <w14:ligatures w14:val="none"/>
-        </w:rPr>
-        <w:t>InnerSpans</w:t>
-      </w:r>
-      <w:proofErr w:type="spellEnd"/>
-      <w:r>
-        <w:rPr>
-          <w:rFonts w:ascii="Consolas" w:eastAsia="Times New Roman" w:hAnsi="Consolas" w:cs="Times New Roman"/>
-          <w:color w:val="0451A5"/>
-          <w:kern w:val="0"/>
-          <w:sz w:val="21"/>
-          <w:szCs w:val="21"/>
-          <w14:ligatures w14:val="none"/>
-        </w:rPr>
-        <w:t>"</w:t>
+        <w:t>"InnerSpans"</w:t>
       </w:r>
       <w:r>
         <w:rPr>
@@ -3548,31 +3082,7 @@
           <w:szCs w:val="21"/>
           <w14:ligatures w14:val="none"/>
         </w:rPr>
-        <w:t>"</w:t>
-      </w:r>
-      <w:proofErr w:type="spellStart"/>
-      <w:r>
-        <w:rPr>
-          <w:rFonts w:ascii="Consolas" w:eastAsia="Times New Roman" w:hAnsi="Consolas" w:cs="Times New Roman"/>
-          <w:color w:val="0451A5"/>
-          <w:kern w:val="0"/>
-          <w:sz w:val="21"/>
-          <w:szCs w:val="21"/>
-          <w14:ligatures w14:val="none"/>
-        </w:rPr>
-        <w:t>TableRows</w:t>
-      </w:r>
-      <w:proofErr w:type="spellEnd"/>
-      <w:r>
-        <w:rPr>
-          <w:rFonts w:ascii="Consolas" w:eastAsia="Times New Roman" w:hAnsi="Consolas" w:cs="Times New Roman"/>
-          <w:color w:val="0451A5"/>
-          <w:kern w:val="0"/>
-          <w:sz w:val="21"/>
-          <w:szCs w:val="21"/>
-          <w14:ligatures w14:val="none"/>
-        </w:rPr>
-        <w:t>"</w:t>
+        <w:t>"TableRows"</w:t>
       </w:r>
       <w:r>
         <w:rPr>
@@ -3935,16 +3445,7 @@
           <w:szCs w:val="28"/>
           <w:rtl/>
         </w:rPr>
-        <w:t>،</w:t>
-      </w:r>
-      <w:r>
-        <w:rPr>
-          <w:rFonts w:cs="B Zar" w:hint="cs"/>
-          <w:sz w:val="28"/>
-          <w:szCs w:val="28"/>
-          <w:rtl/>
-        </w:rPr>
-        <w:t xml:space="preserve"> </w:t>
+        <w:t xml:space="preserve">، </w:t>
       </w:r>
       <w:r>
         <w:rPr>
@@ -4189,7 +3690,6 @@
         </w:rPr>
         <w:t xml:space="preserve"> رو بصورت ریسپانسیود در فلاتر نمایش دهم از جداولی با استایل‌های مختلف استفاده کردم. مثلاً برای جدولی با استایل </w:t>
       </w:r>
-      <w:proofErr w:type="spellStart"/>
       <w:r>
         <w:rPr>
           <w:rFonts w:cs="B Zar"/>
@@ -4198,7 +3698,6 @@
         </w:rPr>
         <w:t>DottedTable</w:t>
       </w:r>
-      <w:proofErr w:type="spellEnd"/>
       <w:r>
         <w:rPr>
           <w:rFonts w:cs="B Zar" w:hint="cs"/>
@@ -4208,7 +3707,6 @@
         </w:rPr>
         <w:t xml:space="preserve"> در فلاتر خواسته‌ام بوردر این جداول رو نشون نده. برای جداولی با استایل </w:t>
       </w:r>
-      <w:proofErr w:type="spellStart"/>
       <w:r>
         <w:rPr>
           <w:rFonts w:cs="B Zar"/>
@@ -4217,7 +3715,6 @@
         </w:rPr>
         <w:t>BorderedTable</w:t>
       </w:r>
-      <w:proofErr w:type="spellEnd"/>
       <w:r>
         <w:rPr>
           <w:rFonts w:cs="B Zar" w:hint="cs"/>
@@ -4227,7 +3724,6 @@
         </w:rPr>
         <w:t xml:space="preserve"> بوردر رو نشون بده. یا مثلاً برای جداولی با استایل </w:t>
       </w:r>
-      <w:proofErr w:type="spellStart"/>
       <w:r>
         <w:rPr>
           <w:rFonts w:cs="B Zar"/>
@@ -4236,7 +3732,6 @@
         </w:rPr>
         <w:t>ColumnStackTable</w:t>
       </w:r>
-      <w:proofErr w:type="spellEnd"/>
       <w:r>
         <w:rPr>
           <w:rFonts w:cs="B Zar" w:hint="cs"/>
@@ -4528,7 +4023,7 @@
       <w:pPr>
         <w:jc w:val="both"/>
         <w:rPr>
-          <w:rFonts w:cs="B Zar" w:hint="cs"/>
+          <w:rFonts w:cs="B Zar"/>
           <w:sz w:val="28"/>
           <w:szCs w:val="28"/>
           <w:rtl/>
@@ -4542,6 +4037,117 @@
           <w:rtl/>
         </w:rPr>
         <w:t>من یه تغییر دیگه در پروژه فلاتر نیاز دارم و اون اینکه می‌خوام اون رو دو زبانه کنم که هم عربی و هم فارسی رو پشتیبانی کنه و زبان پیش‌فرض اون فارسی باشه و تا کنون هر چیزی که به کاربر نشون داده شده که بر حسب فارسی بوده، امکان نمایش عربی هم داشته باشه. یه مطلب رو فراموش کرده بودم و اون اینکه زمانی که کاربر بر روی یک پاراگراف لمس طولانی انجام می‌ده، ترجمه فارسی اون رو اگه داشته باشه نشون می‌ده که در اینجا اگه زبان انتخاب شده عربی باشه، باید ترجمه عربی رو نشون بده.</w:t>
+      </w:r>
+    </w:p>
+    <w:p>
+      <w:pPr>
+        <w:jc w:val="both"/>
+        <w:rPr>
+          <w:rFonts w:cs="B Zar"/>
+          <w:sz w:val="28"/>
+          <w:szCs w:val="28"/>
+          <w:rtl/>
+        </w:rPr>
+      </w:pPr>
+      <w:r>
+        <w:rPr>
+          <w:rFonts w:cs="B Zar" w:hint="cs"/>
+          <w:sz w:val="28"/>
+          <w:szCs w:val="28"/>
+          <w:rtl/>
+        </w:rPr>
+        <w:t>تمام</w:t>
+      </w:r>
+      <w:r>
+        <w:rPr>
+          <w:rFonts w:cs="B Zar" w:hint="cs"/>
+          <w:sz w:val="28"/>
+          <w:szCs w:val="28"/>
+          <w:rtl/>
+        </w:rPr>
+        <w:t xml:space="preserve"> ترازبندی‌های سند </w:t>
+      </w:r>
+      <w:r>
+        <w:rPr>
+          <w:rFonts w:cs="B Zar"/>
+          <w:sz w:val="28"/>
+          <w:szCs w:val="28"/>
+        </w:rPr>
+        <w:t>word</w:t>
+      </w:r>
+      <w:r>
+        <w:rPr>
+          <w:rFonts w:cs="B Zar" w:hint="cs"/>
+          <w:sz w:val="28"/>
+          <w:szCs w:val="28"/>
+          <w:rtl/>
+        </w:rPr>
+        <w:t xml:space="preserve"> می‌خوام در نمایش فلاتر هم رعایت بشه چه در پاراگراف‌ها و چه در جداول.</w:t>
+      </w:r>
+    </w:p>
+    <w:p>
+      <w:pPr>
+        <w:jc w:val="both"/>
+        <w:rPr>
+          <w:rFonts w:cs="B Zar" w:hint="cs"/>
+          <w:sz w:val="28"/>
+          <w:szCs w:val="28"/>
+          <w:rtl/>
+        </w:rPr>
+      </w:pPr>
+      <w:r>
+        <w:rPr>
+          <w:rFonts w:cs="B Zar" w:hint="cs"/>
+          <w:sz w:val="28"/>
+          <w:szCs w:val="28"/>
+          <w:rtl/>
+        </w:rPr>
+        <w:lastRenderedPageBreak/>
+        <w:t xml:space="preserve">همچنین می‌خوام زمانی که در بین صفحات کتاب اسکرول می‌کنیم، مانند چت تلگرام یا پیا‌رسانهای دیگر، شماره صفحه بصورت معلق نشون داده بشه. همچنین این امکان هم وجود داشته باشه که مانند </w:t>
+      </w:r>
+      <w:r>
+        <w:rPr>
+          <w:rFonts w:cs="B Zar"/>
+          <w:sz w:val="28"/>
+          <w:szCs w:val="28"/>
+        </w:rPr>
+        <w:t>PDF</w:t>
+      </w:r>
+      <w:r>
+        <w:rPr>
+          <w:rFonts w:cs="B Zar" w:hint="cs"/>
+          <w:sz w:val="28"/>
+          <w:szCs w:val="28"/>
+          <w:rtl/>
+        </w:rPr>
+        <w:t xml:space="preserve"> خوان‌ها بتونیم با وارد کردن شماره صفحه خاص، به </w:t>
+      </w:r>
+      <w:r>
+        <w:rPr>
+          <w:rFonts w:cs="B Zar" w:hint="cs"/>
+          <w:sz w:val="28"/>
+          <w:szCs w:val="28"/>
+          <w:rtl/>
+        </w:rPr>
+        <w:t>اون</w:t>
+      </w:r>
+      <w:r>
+        <w:rPr>
+          <w:rFonts w:cs="B Zar" w:hint="cs"/>
+          <w:sz w:val="28"/>
+          <w:szCs w:val="28"/>
+          <w:rtl/>
+        </w:rPr>
+        <w:t xml:space="preserve"> صفحه خاص </w:t>
+      </w:r>
+      <w:r>
+        <w:rPr>
+          <w:rFonts w:cs="B Zar" w:hint="cs"/>
+          <w:sz w:val="28"/>
+          <w:szCs w:val="28"/>
+          <w:rtl/>
+        </w:rPr>
+        <w:t>منتقل شویم.</w:t>
       </w:r>
     </w:p>
     <w:sectPr>
@@ -4557,7 +4163,7 @@
 </file>
 
 <file path=word/styles.xml><?xml version="1.0" encoding="utf-8"?>
-<w:styles xmlns:mc="http://schemas.openxmlformats.org/markup-compatibility/2006" xmlns:r="http://schemas.openxmlformats.org/officeDocument/2006/relationships" xmlns:w="http://schemas.openxmlformats.org/wordprocessingml/2006/main" xmlns:w14="http://schemas.microsoft.com/office/word/2010/wordml" xmlns:w15="http://schemas.microsoft.com/office/word/2012/wordml" xmlns:w16cex="http://schemas.microsoft.com/office/word/2018/wordml/cex" xmlns:w16cid="http://schemas.microsoft.com/office/word/2016/wordml/cid" xmlns:w16="http://schemas.microsoft.com/office/word/2018/wordml" xmlns:w16du="http://schemas.microsoft.com/office/word/2023/wordml/word16du" xmlns:w16sdtdh="http://schemas.microsoft.com/office/word/2020/wordml/sdtdatahash" xmlns:w16sdtfl="http://schemas.microsoft.com/office/word/2024/wordml/sdtformatlock" xmlns:w16se="http://schemas.microsoft.com/office/word/2015/wordml/symex" mc:Ignorable="w14 w15 w16se w16cid w16 w16cex w16sdtdh w16sdtfl w16du">
+<w:styles xmlns:mc="http://schemas.openxmlformats.org/markup-compatibility/2006" xmlns:r="http://schemas.openxmlformats.org/officeDocument/2006/relationships" xmlns:w="http://schemas.openxmlformats.org/wordprocessingml/2006/main" xmlns:w14="http://schemas.microsoft.com/office/word/2010/wordml" xmlns:w15="http://schemas.microsoft.com/office/word/2012/wordml" xmlns:w16cex="http://schemas.microsoft.com/office/word/2018/wordml/cex" xmlns:w16cid="http://schemas.microsoft.com/office/word/2016/wordml/cid" xmlns:w16="http://schemas.microsoft.com/office/word/2018/wordml" xmlns:w16sdtdh="http://schemas.microsoft.com/office/word/2020/wordml/sdtdatahash" xmlns:w16se="http://schemas.microsoft.com/office/word/2015/wordml/symex" mc:Ignorable="w14 w15 w16se w16cid w16 w16cex w16sdtdh">
   <w:docDefaults>
     <w:rPrDefault>
       <w:rPr>
@@ -4963,6 +4569,7 @@
   <w:style w:type="character" w:default="1" w:styleId="DefaultParagraphFont">
     <w:name w:val="Default Paragraph Font"/>
     <w:uiPriority w:val="1"/>
+    <w:semiHidden/>
     <w:unhideWhenUsed/>
   </w:style>
   <w:style w:type="table" w:default="1" w:styleId="TableNormal">
